--- a/Coding 1 - year/Unit 3 - Conditionals/Daily Lesson Plans/Word/Day 50.docx
+++ b/Coding 1 - year/Unit 3 - Conditionals/Daily Lesson Plans/Word/Day 50.docx
@@ -50,12 +50,15 @@
               </w:rPr>
               <w:t xml:space="preserve">Coding I — Full Year</w:t>
             </w:r>
-          </w:p>
-          <w:p>
-            <w:pPr>
-              <w:spacing w:before="40"/>
-              <w:jc w:val="center"/>
-            </w:pPr>
+            <w:r>
+              <w:rPr>
+                <w:rFonts w:ascii="Arial" w:cs="Arial" w:eastAsia="Arial" w:hAnsi="Arial"/>
+                <w:sz w:val="16"/>
+                <w:szCs w:val="16"/>
+              </w:rPr>
+              <w:br/>
+              <w:t xml:space="preserve"/>
+            </w:r>
             <w:r>
               <w:rPr>
                 <w:rFonts w:ascii="Arial" w:cs="Arial" w:eastAsia="Arial" w:hAnsi="Arial"/>
@@ -83,7 +86,7 @@
           <w:rFonts w:ascii="Arial" w:cs="Arial" w:eastAsia="Arial" w:hAnsi="Arial"/>
           <w:b/>
           <w:bCs/>
-          <w:color w:val="1F3864"/>
+          <w:color w:val="2B5797"/>
           <w:sz w:val="32"/>
           <w:szCs w:val="32"/>
         </w:rPr>
@@ -261,9 +264,9 @@
               <w:right w:val="single" w:color="CCCCCC" w:sz="1"/>
             </w:tcBorders>
             <w:tcMar>
-              <w:top w:type="dxa" w:w="60"/>
+              <w:top w:type="dxa" w:w="80"/>
               <w:left w:type="dxa" w:w="120"/>
-              <w:bottom w:type="dxa" w:w="60"/>
+              <w:bottom w:type="dxa" w:w="80"/>
               <w:right w:type="dxa" w:w="120"/>
             </w:tcMar>
           </w:tcPr>
@@ -290,20 +293,147 @@
               <w:right w:val="single" w:color="CCCCCC" w:sz="1"/>
             </w:tcBorders>
             <w:tcMar>
-              <w:top w:type="dxa" w:w="60"/>
+              <w:top w:type="dxa" w:w="80"/>
               <w:left w:type="dxa" w:w="120"/>
-              <w:bottom w:type="dxa" w:w="60"/>
+              <w:bottom w:type="dxa" w:w="80"/>
               <w:right w:type="dxa" w:w="120"/>
             </w:tcMar>
           </w:tcPr>
           <w:p>
-            <w:r>
-              <w:rPr>
-                <w:rFonts w:ascii="Arial" w:cs="Arial" w:eastAsia="Arial" w:hAnsi="Arial"/>
-                <w:sz w:val="20"/>
-                <w:szCs w:val="20"/>
+            <w:pPr>
+              <w:spacing w:after="80" w:before="80"/>
+            </w:pPr>
+            <w:r>
+              <w:rPr>
+                <w:rFonts w:ascii="Arial" w:cs="Arial" w:eastAsia="Arial" w:hAnsi="Arial"/>
+                <w:b/>
+                <w:bCs/>
+                <w:i w:val="false"/>
+                <w:iCs w:val="false"/>
+                <w:color w:val="000000"/>
+                <w:sz w:val="22"/>
+                <w:szCs w:val="22"/>
               </w:rPr>
               <w:t xml:space="preserve">Bell Ringer / Review</w:t>
+            </w:r>
+            <w:r>
+              <w:rPr>
+                <w:rFonts w:ascii="Arial" w:cs="Arial" w:eastAsia="Arial" w:hAnsi="Arial"/>
+                <w:sz w:val="20"/>
+                <w:szCs w:val="20"/>
+              </w:rPr>
+              <w:br/>
+              <w:t xml:space="preserve"/>
+            </w:r>
+            <w:r>
+              <w:rPr>
+                <w:rFonts w:ascii="Arial" w:cs="Arial" w:eastAsia="Arial" w:hAnsi="Arial"/>
+                <w:sz w:val="20"/>
+                <w:szCs w:val="20"/>
+              </w:rPr>
+              <w:br/>
+              <w:t xml:space="preserve"/>
+            </w:r>
+            <w:r>
+              <w:rPr>
+                <w:rFonts w:ascii="Arial" w:cs="Arial" w:eastAsia="Arial" w:hAnsi="Arial"/>
+                <w:b/>
+                <w:bCs/>
+                <w:i w:val="false"/>
+                <w:iCs w:val="false"/>
+                <w:color w:val="000000"/>
+                <w:sz w:val="20"/>
+                <w:szCs w:val="20"/>
+              </w:rPr>
+              <w:t xml:space="preserve">Quick Write </w:t>
+            </w:r>
+            <w:r>
+              <w:rPr>
+                <w:rFonts w:ascii="Arial" w:cs="Arial" w:eastAsia="Arial" w:hAnsi="Arial"/>
+                <w:b w:val="false"/>
+                <w:bCs w:val="false"/>
+                <w:i w:val="false"/>
+                <w:iCs w:val="false"/>
+                <w:color w:val="000000"/>
+                <w:sz w:val="20"/>
+                <w:szCs w:val="20"/>
+              </w:rPr>
+              <w:t xml:space="preserve">(3 min — written or verbal):</w:t>
+            </w:r>
+            <w:r>
+              <w:rPr>
+                <w:rFonts w:ascii="Arial" w:cs="Arial" w:eastAsia="Arial" w:hAnsi="Arial"/>
+                <w:sz w:val="20"/>
+                <w:szCs w:val="20"/>
+              </w:rPr>
+              <w:br/>
+              <w:t xml:space="preserve"/>
+            </w:r>
+            <w:r>
+              <w:rPr>
+                <w:rFonts w:ascii="Arial" w:cs="Arial" w:eastAsia="Arial" w:hAnsi="Arial"/>
+                <w:b w:val="false"/>
+                <w:bCs w:val="false"/>
+                <w:i w:val="false"/>
+                <w:iCs w:val="false"/>
+                <w:color w:val="000000"/>
+                <w:sz w:val="20"/>
+                <w:szCs w:val="20"/>
+              </w:rPr>
+              <w:t xml:space="preserve">    In your own words: Evaluate complex Boolean expressions, combine operators correctly, and build interactive tools?</w:t>
+            </w:r>
+            <w:r>
+              <w:rPr>
+                <w:rFonts w:ascii="Arial" w:cs="Arial" w:eastAsia="Arial" w:hAnsi="Arial"/>
+                <w:sz w:val="20"/>
+                <w:szCs w:val="20"/>
+              </w:rPr>
+              <w:br/>
+              <w:t xml:space="preserve"/>
+            </w:r>
+            <w:r>
+              <w:rPr>
+                <w:rFonts w:ascii="Arial" w:cs="Arial" w:eastAsia="Arial" w:hAnsi="Arial"/>
+                <w:sz w:val="20"/>
+                <w:szCs w:val="20"/>
+              </w:rPr>
+              <w:br/>
+              <w:t xml:space="preserve"/>
+            </w:r>
+            <w:r>
+              <w:rPr>
+                <w:rFonts w:ascii="Arial" w:cs="Arial" w:eastAsia="Arial" w:hAnsi="Arial"/>
+                <w:b w:val="false"/>
+                <w:bCs w:val="false"/>
+                <w:i/>
+                <w:iCs/>
+                <w:color w:val="444444"/>
+                <w:sz w:val="20"/>
+                <w:szCs w:val="20"/>
+              </w:rPr>
+              <w:t xml:space="preserve">Today's Goal: By the end of class you will be able to evaluate complex Boolean expressions, combine operators correctly, and build interactive tools.</w:t>
+            </w:r>
+            <w:r>
+              <w:rPr>
+                <w:rFonts w:ascii="Arial" w:cs="Arial" w:eastAsia="Arial" w:hAnsi="Arial"/>
+                <w:sz w:val="20"/>
+                <w:szCs w:val="20"/>
+              </w:rPr>
+              <w:br/>
+              <w:t xml:space="preserve"/>
+            </w:r>
+            <w:r>
+              <w:rPr>
+                <w:rFonts w:ascii="Arial" w:cs="Arial" w:eastAsia="Arial" w:hAnsi="Arial"/>
+                <w:b w:val="false"/>
+                <w:bCs w:val="false"/>
+                <w:i/>
+                <w:iCs/>
+                <w:color w:val="555555"/>
+                <w:sz w:val="20"/>
+                <w:szCs w:val="20"/>
+              </w:rPr>
+              <w:t xml:space="preserve">→ Pair-share your response, then 2–3 students share with the class.</w:t>
             </w:r>
           </w:p>
         </w:tc>
@@ -319,9 +449,9 @@
               <w:right w:val="single" w:color="CCCCCC" w:sz="1"/>
             </w:tcBorders>
             <w:tcMar>
-              <w:top w:type="dxa" w:w="60"/>
+              <w:top w:type="dxa" w:w="80"/>
               <w:left w:type="dxa" w:w="120"/>
-              <w:bottom w:type="dxa" w:w="60"/>
+              <w:bottom w:type="dxa" w:w="80"/>
               <w:right w:type="dxa" w:w="120"/>
             </w:tcMar>
           </w:tcPr>
@@ -348,20 +478,164 @@
               <w:right w:val="single" w:color="CCCCCC" w:sz="1"/>
             </w:tcBorders>
             <w:tcMar>
-              <w:top w:type="dxa" w:w="60"/>
+              <w:top w:type="dxa" w:w="80"/>
               <w:left w:type="dxa" w:w="120"/>
-              <w:bottom w:type="dxa" w:w="60"/>
+              <w:bottom w:type="dxa" w:w="80"/>
               <w:right w:type="dxa" w:w="120"/>
             </w:tcMar>
           </w:tcPr>
           <w:p>
-            <w:r>
-              <w:rPr>
-                <w:rFonts w:ascii="Arial" w:cs="Arial" w:eastAsia="Arial" w:hAnsi="Arial"/>
-                <w:sz w:val="20"/>
-                <w:szCs w:val="20"/>
-              </w:rPr>
-              <w:t xml:space="preserve">Mini Lesson: Practice Lab — Boolean Expression Evaluator</w:t>
+            <w:pPr>
+              <w:spacing w:after="80" w:before="80"/>
+            </w:pPr>
+            <w:r>
+              <w:rPr>
+                <w:rFonts w:ascii="Arial" w:cs="Arial" w:eastAsia="Arial" w:hAnsi="Arial"/>
+                <w:b/>
+                <w:bCs/>
+                <w:i w:val="false"/>
+                <w:iCs w:val="false"/>
+                <w:color w:val="000000"/>
+                <w:sz w:val="22"/>
+                <w:szCs w:val="22"/>
+              </w:rPr>
+              <w:t xml:space="preserve">Mini Lesson: </w:t>
+            </w:r>
+            <w:r>
+              <w:rPr>
+                <w:rFonts w:ascii="Arial" w:cs="Arial" w:eastAsia="Arial" w:hAnsi="Arial"/>
+                <w:b w:val="false"/>
+                <w:bCs w:val="false"/>
+                <w:i w:val="false"/>
+                <w:iCs w:val="false"/>
+                <w:color w:val="000000"/>
+                <w:sz w:val="22"/>
+                <w:szCs w:val="22"/>
+              </w:rPr>
+              <w:t xml:space="preserve">Practice Lab — Boolean Expression Evaluator</w:t>
+            </w:r>
+            <w:r>
+              <w:rPr>
+                <w:rFonts w:ascii="Arial" w:cs="Arial" w:eastAsia="Arial" w:hAnsi="Arial"/>
+                <w:sz w:val="20"/>
+                <w:szCs w:val="20"/>
+              </w:rPr>
+              <w:br/>
+              <w:t xml:space="preserve"/>
+            </w:r>
+            <w:r>
+              <w:rPr>
+                <w:rFonts w:ascii="Arial" w:cs="Arial" w:eastAsia="Arial" w:hAnsi="Arial"/>
+                <w:sz w:val="20"/>
+                <w:szCs w:val="20"/>
+              </w:rPr>
+              <w:br/>
+              <w:t xml:space="preserve"/>
+            </w:r>
+            <w:r>
+              <w:rPr>
+                <w:rFonts w:ascii="Arial" w:cs="Arial" w:eastAsia="Arial" w:hAnsi="Arial"/>
+                <w:b/>
+                <w:bCs/>
+                <w:i/>
+                <w:iCs/>
+                <w:color w:val="000000"/>
+                <w:sz w:val="20"/>
+                <w:szCs w:val="20"/>
+              </w:rPr>
+              <w:t xml:space="preserve">Learning Target: </w:t>
+            </w:r>
+            <w:r>
+              <w:rPr>
+                <w:rFonts w:ascii="Arial" w:cs="Arial" w:eastAsia="Arial" w:hAnsi="Arial"/>
+                <w:b w:val="false"/>
+                <w:bCs w:val="false"/>
+                <w:i/>
+                <w:iCs/>
+                <w:color w:val="333333"/>
+                <w:sz w:val="20"/>
+                <w:szCs w:val="20"/>
+              </w:rPr>
+              <w:t xml:space="preserve">I can evaluate complex Boolean expressions, combine operators correctly, and build interactive tools.</w:t>
+            </w:r>
+            <w:r>
+              <w:rPr>
+                <w:rFonts w:ascii="Arial" w:cs="Arial" w:eastAsia="Arial" w:hAnsi="Arial"/>
+                <w:sz w:val="20"/>
+                <w:szCs w:val="20"/>
+              </w:rPr>
+              <w:br/>
+              <w:t xml:space="preserve"/>
+            </w:r>
+            <w:r>
+              <w:rPr>
+                <w:rFonts w:ascii="Arial" w:cs="Arial" w:eastAsia="Arial" w:hAnsi="Arial"/>
+                <w:sz w:val="20"/>
+                <w:szCs w:val="20"/>
+              </w:rPr>
+              <w:br/>
+              <w:t xml:space="preserve"/>
+            </w:r>
+            <w:r>
+              <w:rPr>
+                <w:rFonts w:ascii="Arial" w:cs="Arial" w:eastAsia="Arial" w:hAnsi="Arial"/>
+                <w:b/>
+                <w:bCs/>
+                <w:i/>
+                <w:iCs/>
+                <w:color w:val="555555"/>
+                <w:sz w:val="20"/>
+                <w:szCs w:val="20"/>
+              </w:rPr>
+              <w:t xml:space="preserve">→ Live Demo — </w:t>
+            </w:r>
+            <w:r>
+              <w:rPr>
+                <w:rFonts w:ascii="Arial" w:cs="Arial" w:eastAsia="Arial" w:hAnsi="Arial"/>
+                <w:b w:val="false"/>
+                <w:bCs w:val="false"/>
+                <w:i/>
+                <w:iCs/>
+                <w:color w:val="555555"/>
+                <w:sz w:val="20"/>
+                <w:szCs w:val="20"/>
+              </w:rPr>
+              <w:t xml:space="preserve">type examples as students follow along in their own editor.</w:t>
+            </w:r>
+            <w:r>
+              <w:rPr>
+                <w:rFonts w:ascii="Arial" w:cs="Arial" w:eastAsia="Arial" w:hAnsi="Arial"/>
+                <w:sz w:val="20"/>
+                <w:szCs w:val="20"/>
+              </w:rPr>
+              <w:br/>
+              <w:t xml:space="preserve"/>
+            </w:r>
+            <w:r>
+              <w:rPr>
+                <w:rFonts w:ascii="Arial" w:cs="Arial" w:eastAsia="Arial" w:hAnsi="Arial"/>
+                <w:b/>
+                <w:bCs/>
+                <w:i/>
+                <w:iCs/>
+                <w:color w:val="555555"/>
+                <w:sz w:val="20"/>
+                <w:szCs w:val="20"/>
+              </w:rPr>
+              <w:t xml:space="preserve">→ Check for Understanding: </w:t>
+            </w:r>
+            <w:r>
+              <w:rPr>
+                <w:rFonts w:ascii="Arial" w:cs="Arial" w:eastAsia="Arial" w:hAnsi="Arial"/>
+                <w:b w:val="false"/>
+                <w:bCs w:val="false"/>
+                <w:i/>
+                <w:iCs/>
+                <w:color w:val="555555"/>
+                <w:sz w:val="20"/>
+                <w:szCs w:val="20"/>
+              </w:rPr>
+              <w:t xml:space="preserve">pause and cold-call: “Can someone explain what we just did in their own words?”</w:t>
             </w:r>
           </w:p>
         </w:tc>
@@ -377,9 +651,9 @@
               <w:right w:val="single" w:color="CCCCCC" w:sz="1"/>
             </w:tcBorders>
             <w:tcMar>
-              <w:top w:type="dxa" w:w="60"/>
+              <w:top w:type="dxa" w:w="80"/>
               <w:left w:type="dxa" w:w="120"/>
-              <w:bottom w:type="dxa" w:w="60"/>
+              <w:bottom w:type="dxa" w:w="80"/>
               <w:right w:type="dxa" w:w="120"/>
             </w:tcMar>
           </w:tcPr>
@@ -392,7 +666,7 @@
                 <w:sz w:val="20"/>
                 <w:szCs w:val="20"/>
               </w:rPr>
-              <w:t xml:space="preserve">15-20 min</w:t>
+              <w:t xml:space="preserve">15–20 min</w:t>
             </w:r>
           </w:p>
         </w:tc>
@@ -406,20 +680,81 @@
               <w:right w:val="single" w:color="CCCCCC" w:sz="1"/>
             </w:tcBorders>
             <w:tcMar>
-              <w:top w:type="dxa" w:w="60"/>
+              <w:top w:type="dxa" w:w="80"/>
               <w:left w:type="dxa" w:w="120"/>
-              <w:bottom w:type="dxa" w:w="60"/>
+              <w:bottom w:type="dxa" w:w="80"/>
               <w:right w:type="dxa" w:w="120"/>
             </w:tcMar>
           </w:tcPr>
           <w:p>
-            <w:r>
-              <w:rPr>
-                <w:rFonts w:ascii="Arial" w:cs="Arial" w:eastAsia="Arial" w:hAnsi="Arial"/>
-                <w:sz w:val="20"/>
-                <w:szCs w:val="20"/>
+            <w:pPr>
+              <w:spacing w:after="80" w:before="80"/>
+            </w:pPr>
+            <w:r>
+              <w:rPr>
+                <w:rFonts w:ascii="Arial" w:cs="Arial" w:eastAsia="Arial" w:hAnsi="Arial"/>
+                <w:b/>
+                <w:bCs/>
+                <w:i w:val="false"/>
+                <w:iCs w:val="false"/>
+                <w:color w:val="000000"/>
+                <w:sz w:val="22"/>
+                <w:szCs w:val="22"/>
               </w:rPr>
               <w:t xml:space="preserve">Independent Practice / Code Along</w:t>
+            </w:r>
+            <w:r>
+              <w:rPr>
+                <w:rFonts w:ascii="Arial" w:cs="Arial" w:eastAsia="Arial" w:hAnsi="Arial"/>
+                <w:sz w:val="20"/>
+                <w:szCs w:val="20"/>
+              </w:rPr>
+              <w:br/>
+              <w:t xml:space="preserve"/>
+            </w:r>
+            <w:r>
+              <w:rPr>
+                <w:rFonts w:ascii="Arial" w:cs="Arial" w:eastAsia="Arial" w:hAnsi="Arial"/>
+                <w:b w:val="false"/>
+                <w:bCs w:val="false"/>
+                <w:i w:val="false"/>
+                <w:iCs w:val="false"/>
+                <w:color w:val="000000"/>
+                <w:sz w:val="20"/>
+                <w:szCs w:val="20"/>
+              </w:rPr>
+              <w:t xml:space="preserve">    Work through problems from the day's exercise set.</w:t>
+            </w:r>
+            <w:r>
+              <w:rPr>
+                <w:rFonts w:ascii="Arial" w:cs="Arial" w:eastAsia="Arial" w:hAnsi="Arial"/>
+                <w:sz w:val="20"/>
+                <w:szCs w:val="20"/>
+              </w:rPr>
+              <w:br/>
+              <w:t xml:space="preserve"/>
+            </w:r>
+            <w:r>
+              <w:rPr>
+                <w:rFonts w:ascii="Arial" w:cs="Arial" w:eastAsia="Arial" w:hAnsi="Arial"/>
+                <w:sz w:val="20"/>
+                <w:szCs w:val="20"/>
+              </w:rPr>
+              <w:br/>
+              <w:t xml:space="preserve"/>
+            </w:r>
+            <w:r>
+              <w:rPr>
+                <w:rFonts w:ascii="Arial" w:cs="Arial" w:eastAsia="Arial" w:hAnsi="Arial"/>
+                <w:b w:val="false"/>
+                <w:bCs w:val="false"/>
+                <w:i/>
+                <w:iCs/>
+                <w:color w:val="555555"/>
+                <w:sz w:val="20"/>
+                <w:szCs w:val="20"/>
+              </w:rPr>
+              <w:t xml:space="preserve">→ Teacher circulates — offer hints, check for understanding.</w:t>
             </w:r>
           </w:p>
         </w:tc>
@@ -435,9 +770,9 @@
               <w:right w:val="single" w:color="CCCCCC" w:sz="1"/>
             </w:tcBorders>
             <w:tcMar>
-              <w:top w:type="dxa" w:w="60"/>
+              <w:top w:type="dxa" w:w="80"/>
               <w:left w:type="dxa" w:w="120"/>
-              <w:bottom w:type="dxa" w:w="60"/>
+              <w:bottom w:type="dxa" w:w="80"/>
               <w:right w:type="dxa" w:w="120"/>
             </w:tcMar>
           </w:tcPr>
@@ -464,20 +799,90 @@
               <w:right w:val="single" w:color="CCCCCC" w:sz="1"/>
             </w:tcBorders>
             <w:tcMar>
-              <w:top w:type="dxa" w:w="60"/>
+              <w:top w:type="dxa" w:w="80"/>
               <w:left w:type="dxa" w:w="120"/>
-              <w:bottom w:type="dxa" w:w="60"/>
+              <w:bottom w:type="dxa" w:w="80"/>
               <w:right w:type="dxa" w:w="120"/>
             </w:tcMar>
           </w:tcPr>
           <w:p>
-            <w:r>
-              <w:rPr>
-                <w:rFonts w:ascii="Arial" w:cs="Arial" w:eastAsia="Arial" w:hAnsi="Arial"/>
-                <w:sz w:val="20"/>
-                <w:szCs w:val="20"/>
+            <w:pPr>
+              <w:spacing w:after="80" w:before="80"/>
+            </w:pPr>
+            <w:r>
+              <w:rPr>
+                <w:rFonts w:ascii="Arial" w:cs="Arial" w:eastAsia="Arial" w:hAnsi="Arial"/>
+                <w:b/>
+                <w:bCs/>
+                <w:i w:val="false"/>
+                <w:iCs w:val="false"/>
+                <w:color w:val="000000"/>
+                <w:sz w:val="22"/>
+                <w:szCs w:val="22"/>
               </w:rPr>
               <w:t xml:space="preserve">Exit Ticket / Wrap-Up</w:t>
+            </w:r>
+            <w:r>
+              <w:rPr>
+                <w:rFonts w:ascii="Arial" w:cs="Arial" w:eastAsia="Arial" w:hAnsi="Arial"/>
+                <w:sz w:val="20"/>
+                <w:szCs w:val="20"/>
+              </w:rPr>
+              <w:br/>
+              <w:t xml:space="preserve"/>
+            </w:r>
+            <w:r>
+              <w:rPr>
+                <w:rFonts w:ascii="Arial" w:cs="Arial" w:eastAsia="Arial" w:hAnsi="Arial"/>
+                <w:sz w:val="20"/>
+                <w:szCs w:val="20"/>
+              </w:rPr>
+              <w:br/>
+              <w:t xml:space="preserve"/>
+            </w:r>
+            <w:r>
+              <w:rPr>
+                <w:rFonts w:ascii="Arial" w:cs="Arial" w:eastAsia="Arial" w:hAnsi="Arial"/>
+                <w:b w:val="false"/>
+                <w:bCs w:val="false"/>
+                <w:i w:val="false"/>
+                <w:iCs w:val="false"/>
+                <w:color w:val="000000"/>
+                <w:sz w:val="20"/>
+                <w:szCs w:val="20"/>
+              </w:rPr>
+              <w:t xml:space="preserve">Quick Check: Evaluate complex Boolean expressions, combine operators correctly, and build interactive tools?</w:t>
+            </w:r>
+            <w:r>
+              <w:rPr>
+                <w:rFonts w:ascii="Arial" w:cs="Arial" w:eastAsia="Arial" w:hAnsi="Arial"/>
+                <w:sz w:val="20"/>
+                <w:szCs w:val="20"/>
+              </w:rPr>
+              <w:br/>
+              <w:t xml:space="preserve"/>
+            </w:r>
+            <w:r>
+              <w:rPr>
+                <w:rFonts w:ascii="Arial" w:cs="Arial" w:eastAsia="Arial" w:hAnsi="Arial"/>
+                <w:sz w:val="20"/>
+                <w:szCs w:val="20"/>
+              </w:rPr>
+              <w:br/>
+              <w:t xml:space="preserve"/>
+            </w:r>
+            <w:r>
+              <w:rPr>
+                <w:rFonts w:ascii="Arial" w:cs="Arial" w:eastAsia="Arial" w:hAnsi="Arial"/>
+                <w:b w:val="false"/>
+                <w:bCs w:val="false"/>
+                <w:i/>
+                <w:iCs/>
+                <w:color w:val="555555"/>
+                <w:sz w:val="20"/>
+                <w:szCs w:val="20"/>
+              </w:rPr>
+              <w:t xml:space="preserve">→ 3–2–1: Name 3 things learned, 2 new vocab words, 1 question you still have.</w:t>
             </w:r>
           </w:p>
         </w:tc>
@@ -550,20 +955,20 @@
                 <w:sz w:val="18"/>
                 <w:szCs w:val="18"/>
               </w:rPr>
-              <w:t xml:space="preserve"># Boolean Expression Evaluator</w:t>
-            </w:r>
-          </w:p>
-          <w:p>
-            <w:pPr>
-              <w:spacing w:after="20"/>
-            </w:pPr>
-            <w:r>
-              <w:rPr>
-                <w:rFonts w:ascii="Courier New" w:cs="Courier New" w:eastAsia="Courier New" w:hAnsi="Courier New"/>
-                <w:sz w:val="18"/>
-                <w:szCs w:val="18"/>
-              </w:rPr>
-              <w:t xml:space="preserve"># ==============================</w:t>
+              <w:t xml:space="preserve">q1 = "5 &gt; 3"</w:t>
+            </w:r>
+          </w:p>
+          <w:p>
+            <w:pPr>
+              <w:spacing w:after="20"/>
+            </w:pPr>
+            <w:r>
+              <w:rPr>
+                <w:rFonts w:ascii="Courier New" w:cs="Courier New" w:eastAsia="Courier New" w:hAnsi="Courier New"/>
+                <w:sz w:val="18"/>
+                <w:szCs w:val="18"/>
+              </w:rPr>
+              <w:t xml:space="preserve">answer1 = True  # CORRECT ANSWER</w:t>
             </w:r>
           </w:p>
           <w:p>
@@ -589,45 +994,6 @@
                 <w:sz w:val="18"/>
                 <w:szCs w:val="18"/>
               </w:rPr>
-              <w:t xml:space="preserve"># Question 1: Simple comparison</w:t>
-            </w:r>
-          </w:p>
-          <w:p>
-            <w:pPr>
-              <w:spacing w:after="20"/>
-            </w:pPr>
-            <w:r>
-              <w:rPr>
-                <w:rFonts w:ascii="Courier New" w:cs="Courier New" w:eastAsia="Courier New" w:hAnsi="Courier New"/>
-                <w:sz w:val="18"/>
-                <w:szCs w:val="18"/>
-              </w:rPr>
-              <w:t xml:space="preserve">q1 = "5 &gt; 3"</w:t>
-            </w:r>
-          </w:p>
-          <w:p>
-            <w:pPr>
-              <w:spacing w:after="20"/>
-            </w:pPr>
-            <w:r>
-              <w:rPr>
-                <w:rFonts w:ascii="Courier New" w:cs="Courier New" w:eastAsia="Courier New" w:hAnsi="Courier New"/>
-                <w:sz w:val="18"/>
-                <w:szCs w:val="18"/>
-              </w:rPr>
-              <w:t xml:space="preserve">answer1 = True  # CORRECT ANSWER</w:t>
-            </w:r>
-          </w:p>
-          <w:p>
-            <w:pPr>
-              <w:spacing w:after="20"/>
-            </w:pPr>
-            <w:r>
-              <w:rPr>
-                <w:rFonts w:ascii="Courier New" w:cs="Courier New" w:eastAsia="Courier New" w:hAnsi="Courier New"/>
-                <w:sz w:val="18"/>
-                <w:szCs w:val="18"/>
-              </w:rPr>
               <w:t xml:space="preserve"> </w:t>
             </w:r>
           </w:p>
@@ -641,19 +1007,6 @@
                 <w:sz w:val="18"/>
                 <w:szCs w:val="18"/>
               </w:rPr>
-              <w:t xml:space="preserve"># Question 2: Logical and</w:t>
-            </w:r>
-          </w:p>
-          <w:p>
-            <w:pPr>
-              <w:spacing w:after="20"/>
-            </w:pPr>
-            <w:r>
-              <w:rPr>
-                <w:rFonts w:ascii="Courier New" w:cs="Courier New" w:eastAsia="Courier New" w:hAnsi="Courier New"/>
-                <w:sz w:val="18"/>
-                <w:szCs w:val="18"/>
-              </w:rPr>
               <w:t xml:space="preserve">q2 = "5 &gt; 3 and 2 &lt; 1"</w:t>
             </w:r>
           </w:p>
@@ -693,7 +1046,7 @@
                 <w:sz w:val="18"/>
                 <w:szCs w:val="18"/>
               </w:rPr>
-              <w:t xml:space="preserve"># Question 3: not operator</w:t>
+              <w:t xml:space="preserve"> </w:t>
             </w:r>
           </w:p>
           <w:p>
@@ -745,7 +1098,7 @@
                 <w:sz w:val="18"/>
                 <w:szCs w:val="18"/>
               </w:rPr>
-              <w:t xml:space="preserve"># Question 4: Chained comparison</w:t>
+              <w:t xml:space="preserve"> </w:t>
             </w:r>
           </w:p>
           <w:p>
@@ -797,7 +1150,7 @@
                 <w:sz w:val="18"/>
                 <w:szCs w:val="18"/>
               </w:rPr>
-              <w:t xml:space="preserve"># Question 5: or operator</w:t>
+              <w:t xml:space="preserve"> </w:t>
             </w:r>
           </w:p>
           <w:p>
@@ -849,19 +1202,6 @@
                 <w:sz w:val="18"/>
                 <w:szCs w:val="18"/>
               </w:rPr>
-              <w:t xml:space="preserve"># ... add more questions ...</w:t>
-            </w:r>
-          </w:p>
-          <w:p>
-            <w:pPr>
-              <w:spacing w:after="20"/>
-            </w:pPr>
-            <w:r>
-              <w:rPr>
-                <w:rFonts w:ascii="Courier New" w:cs="Courier New" w:eastAsia="Courier New" w:hAnsi="Courier New"/>
-                <w:sz w:val="18"/>
-                <w:szCs w:val="18"/>
-              </w:rPr>
               <w:t xml:space="preserve"> </w:t>
             </w:r>
           </w:p>
@@ -875,7 +1215,20 @@
                 <w:sz w:val="18"/>
                 <w:szCs w:val="18"/>
               </w:rPr>
-              <w:t xml:space="preserve"># Main program</w:t>
+              <w:t xml:space="preserve"> </w:t>
+            </w:r>
+          </w:p>
+          <w:p>
+            <w:pPr>
+              <w:spacing w:after="20"/>
+            </w:pPr>
+            <w:r>
+              <w:rPr>
+                <w:rFonts w:ascii="Courier New" w:cs="Courier New" w:eastAsia="Courier New" w:hAnsi="Courier New"/>
+                <w:sz w:val="18"/>
+                <w:szCs w:val="18"/>
+              </w:rPr>
+              <w:t xml:space="preserve"> </w:t>
             </w:r>
           </w:p>
           <w:p>
@@ -927,7 +1280,7 @@
                 <w:sz w:val="18"/>
                 <w:szCs w:val="18"/>
               </w:rPr>
-              <w:t xml:space="preserve"># Question 1</w:t>
+              <w:t xml:space="preserve"> </w:t>
             </w:r>
           </w:p>
           <w:p>
@@ -1083,7 +1436,7 @@
                 <w:sz w:val="18"/>
                 <w:szCs w:val="18"/>
               </w:rPr>
-              <w:t xml:space="preserve"># ... repeat for remaining questions ...</w:t>
+              <w:t xml:space="preserve"> </w:t>
             </w:r>
           </w:p>
           <w:p>
@@ -1457,19 +1810,6 @@
                 <w:sz w:val="18"/>
                 <w:szCs w:val="18"/>
               </w:rPr>
-              <w:t xml:space="preserve"># Set up: age = 17, has_license = True</w:t>
-            </w:r>
-          </w:p>
-          <w:p>
-            <w:pPr>
-              <w:spacing w:after="20"/>
-            </w:pPr>
-            <w:r>
-              <w:rPr>
-                <w:rFonts w:ascii="Courier New" w:cs="Courier New" w:eastAsia="Courier New" w:hAnsi="Courier New"/>
-                <w:sz w:val="18"/>
-                <w:szCs w:val="18"/>
-              </w:rPr>
               <w:t xml:space="preserve">q = "age &gt;= 16 and has_license"  # True</w:t>
             </w:r>
           </w:p>
@@ -1524,19 +1864,6 @@
                 <w:sz w:val="18"/>
                 <w:szCs w:val="18"/>
               </w:rPr>
-              <w:t xml:space="preserve"># Boolean Expression Evaluator - Sample Solution</w:t>
-            </w:r>
-          </w:p>
-          <w:p>
-            <w:pPr>
-              <w:spacing w:after="20"/>
-            </w:pPr>
-            <w:r>
-              <w:rPr>
-                <w:rFonts w:ascii="Courier New" w:cs="Courier New" w:eastAsia="Courier New" w:hAnsi="Courier New"/>
-                <w:sz w:val="18"/>
-                <w:szCs w:val="18"/>
-              </w:rPr>
               <w:t xml:space="preserve">print("=== Boolean Expression Evaluator ===")</w:t>
             </w:r>
           </w:p>
@@ -1602,7 +1929,7 @@
                 <w:sz w:val="18"/>
                 <w:szCs w:val="18"/>
               </w:rPr>
-              <w:t xml:space="preserve"># Question 1</w:t>
+              <w:t xml:space="preserve"> </w:t>
             </w:r>
           </w:p>
           <w:p>
@@ -1771,7 +2098,7 @@
                 <w:sz w:val="18"/>
                 <w:szCs w:val="18"/>
               </w:rPr>
-              <w:t xml:space="preserve"># Question 2</w:t>
+              <w:t xml:space="preserve"> </w:t>
             </w:r>
           </w:p>
           <w:p>
@@ -1940,19 +2267,6 @@
                 <w:sz w:val="18"/>
                 <w:szCs w:val="18"/>
               </w:rPr>
-              <w:t xml:space="preserve"># ... continue for questions 3-10 ...</w:t>
-            </w:r>
-          </w:p>
-          <w:p>
-            <w:pPr>
-              <w:spacing w:after="20"/>
-            </w:pPr>
-            <w:r>
-              <w:rPr>
-                <w:rFonts w:ascii="Courier New" w:cs="Courier New" w:eastAsia="Courier New" w:hAnsi="Courier New"/>
-                <w:sz w:val="18"/>
-                <w:szCs w:val="18"/>
-              </w:rPr>
               <w:t xml:space="preserve"> </w:t>
             </w:r>
           </w:p>
@@ -1966,7 +2280,20 @@
                 <w:sz w:val="18"/>
                 <w:szCs w:val="18"/>
               </w:rPr>
-              <w:t xml:space="preserve"># Final Score</w:t>
+              <w:t xml:space="preserve"> </w:t>
+            </w:r>
+          </w:p>
+          <w:p>
+            <w:pPr>
+              <w:spacing w:after="20"/>
+            </w:pPr>
+            <w:r>
+              <w:rPr>
+                <w:rFonts w:ascii="Courier New" w:cs="Courier New" w:eastAsia="Courier New" w:hAnsi="Courier New"/>
+                <w:sz w:val="18"/>
+                <w:szCs w:val="18"/>
+              </w:rPr>
+              <w:t xml:space="preserve"> </w:t>
             </w:r>
           </w:p>
           <w:p>

--- a/Coding 1 - year/Unit 3 - Conditionals/Daily Lesson Plans/Word/Day 50.docx
+++ b/Coding 1 - year/Unit 3 - Conditionals/Daily Lesson Plans/Word/Day 50.docx
@@ -380,7 +380,7 @@
                 <w:sz w:val="20"/>
                 <w:szCs w:val="20"/>
               </w:rPr>
-              <w:t xml:space="preserve">    In your own words: Evaluate complex Boolean expressions, combine operators correctly, and build interactive tools?</w:t>
+              <w:t xml:space="preserve">    What would you look for if asked to evaluate complex Boolean expressions, combine operators correctly, and build interactive tools? List 2-3 things you'd check.</w:t>
             </w:r>
             <w:r>
               <w:rPr>
@@ -411,7 +411,7 @@
                 <w:sz w:val="20"/>
                 <w:szCs w:val="20"/>
               </w:rPr>
-              <w:t xml:space="preserve">Today's Goal: By the end of class you will be able to evaluate complex Boolean expressions, combine operators correctly, and build interactive tools.</w:t>
+              <w:t xml:space="preserve">Today’s Goal: By the end of class you will be able to evaluate complex Boolean expressions, combine operators correctly, and build interactive tools.</w:t>
             </w:r>
             <w:r>
               <w:rPr>
@@ -851,7 +851,7 @@
                 <w:sz w:val="20"/>
                 <w:szCs w:val="20"/>
               </w:rPr>
-              <w:t xml:space="preserve">Quick Check: Evaluate complex Boolean expressions, combine operators correctly, and build interactive tools?</w:t>
+              <w:t xml:space="preserve">What are two important things to check when you evaluate complex Boolean expressions, combine operators correctly, and build interactive tools? Why do they matter?</w:t>
             </w:r>
             <w:r>
               <w:rPr>

--- a/Coding 1 - year/Unit 3 - Conditionals/Daily Lesson Plans/Word/Day 50.docx
+++ b/Coding 1 - year/Unit 3 - Conditionals/Daily Lesson Plans/Word/Day 50.docx
@@ -403,6 +403,72 @@
             <w:r>
               <w:rPr>
                 <w:rFonts w:ascii="Arial" w:cs="Arial" w:eastAsia="Arial" w:hAnsi="Arial"/>
+                <w:b/>
+                <w:bCs/>
+                <w:i w:val="false"/>
+                <w:iCs w:val="false"/>
+                <w:color w:val="000000"/>
+                <w:sz w:val="20"/>
+                <w:szCs w:val="20"/>
+              </w:rPr>
+              <w:t xml:space="preserve">Vocabulary Preview — </w:t>
+            </w:r>
+            <w:r>
+              <w:rPr>
+                <w:rFonts w:ascii="Arial" w:cs="Arial" w:eastAsia="Arial" w:hAnsi="Arial"/>
+                <w:b w:val="false"/>
+                <w:bCs w:val="false"/>
+                <w:i w:val="false"/>
+                <w:iCs w:val="false"/>
+                <w:color w:val="000000"/>
+                <w:sz w:val="20"/>
+                <w:szCs w:val="20"/>
+              </w:rPr>
+              <w:t xml:space="preserve">terms we'll use today:</w:t>
+            </w:r>
+            <w:r>
+              <w:rPr>
+                <w:rFonts w:ascii="Arial" w:cs="Arial" w:eastAsia="Arial" w:hAnsi="Arial"/>
+                <w:sz w:val="20"/>
+                <w:szCs w:val="20"/>
+              </w:rPr>
+              <w:br/>
+              <w:t xml:space="preserve"/>
+            </w:r>
+            <w:r>
+              <w:rPr>
+                <w:rFonts w:ascii="Arial" w:cs="Arial" w:eastAsia="Arial" w:hAnsi="Arial"/>
+                <w:b w:val="false"/>
+                <w:bCs w:val="false"/>
+                <w:i w:val="false"/>
+                <w:iCs w:val="false"/>
+                <w:color w:val="000000"/>
+                <w:sz w:val="20"/>
+                <w:szCs w:val="20"/>
+              </w:rPr>
+              <w:t xml:space="preserve">    • Boolean expressions   •   Comparison operators   •   Logical operators   •   Chained comparisons   •   Boolean flags</w:t>
+            </w:r>
+            <w:r>
+              <w:rPr>
+                <w:rFonts w:ascii="Arial" w:cs="Arial" w:eastAsia="Arial" w:hAnsi="Arial"/>
+                <w:sz w:val="20"/>
+                <w:szCs w:val="20"/>
+              </w:rPr>
+              <w:br/>
+              <w:t xml:space="preserve"/>
+            </w:r>
+            <w:r>
+              <w:rPr>
+                <w:rFonts w:ascii="Arial" w:cs="Arial" w:eastAsia="Arial" w:hAnsi="Arial"/>
+                <w:sz w:val="20"/>
+                <w:szCs w:val="20"/>
+              </w:rPr>
+              <w:br/>
+              <w:t xml:space="preserve"/>
+            </w:r>
+            <w:r>
+              <w:rPr>
+                <w:rFonts w:ascii="Arial" w:cs="Arial" w:eastAsia="Arial" w:hAnsi="Arial"/>
                 <w:b w:val="false"/>
                 <w:bCs w:val="false"/>
                 <w:i/>
@@ -579,6 +645,310 @@
             <w:r>
               <w:rPr>
                 <w:rFonts w:ascii="Arial" w:cs="Arial" w:eastAsia="Arial" w:hAnsi="Arial"/>
+                <w:b w:val="false"/>
+                <w:bCs w:val="false"/>
+                <w:i w:val="false"/>
+                <w:iCs w:val="false"/>
+                <w:color w:val="000000"/>
+                <w:sz w:val="20"/>
+                <w:szCs w:val="20"/>
+              </w:rPr>
+              <w:t xml:space="preserve">1. Boolean expressions evaluate to True or False</w:t>
+            </w:r>
+            <w:r>
+              <w:rPr>
+                <w:rFonts w:ascii="Arial" w:cs="Arial" w:eastAsia="Arial" w:hAnsi="Arial"/>
+                <w:sz w:val="20"/>
+                <w:szCs w:val="20"/>
+              </w:rPr>
+              <w:br/>
+              <w:t xml:space="preserve"/>
+            </w:r>
+            <w:r>
+              <w:rPr>
+                <w:rFonts w:ascii="Arial" w:cs="Arial" w:eastAsia="Arial" w:hAnsi="Arial"/>
+                <w:b w:val="false"/>
+                <w:bCs w:val="false"/>
+                <w:i w:val="false"/>
+                <w:iCs w:val="false"/>
+                <w:color w:val="000000"/>
+                <w:sz w:val="20"/>
+                <w:szCs w:val="20"/>
+              </w:rPr>
+              <w:t xml:space="preserve">2. Comparison operators (==, !=, &lt;, &gt;, &lt;=, &gt;=) create Boolean results</w:t>
+            </w:r>
+            <w:r>
+              <w:rPr>
+                <w:rFonts w:ascii="Arial" w:cs="Arial" w:eastAsia="Arial" w:hAnsi="Arial"/>
+                <w:sz w:val="20"/>
+                <w:szCs w:val="20"/>
+              </w:rPr>
+              <w:br/>
+              <w:t xml:space="preserve"/>
+            </w:r>
+            <w:r>
+              <w:rPr>
+                <w:rFonts w:ascii="Arial" w:cs="Arial" w:eastAsia="Arial" w:hAnsi="Arial"/>
+                <w:sz w:val="20"/>
+                <w:szCs w:val="20"/>
+              </w:rPr>
+              <w:br/>
+              <w:t xml:space="preserve"/>
+            </w:r>
+            <w:r>
+              <w:rPr>
+                <w:rFonts w:ascii="Arial" w:cs="Arial" w:eastAsia="Arial" w:hAnsi="Arial"/>
+                <w:b/>
+                <w:bCs/>
+                <w:i w:val="false"/>
+                <w:iCs w:val="false"/>
+                <w:color w:val="000000"/>
+                <w:sz w:val="20"/>
+                <w:szCs w:val="20"/>
+              </w:rPr>
+              <w:t xml:space="preserve">Key Concepts:</w:t>
+            </w:r>
+            <w:r>
+              <w:rPr>
+                <w:rFonts w:ascii="Arial" w:cs="Arial" w:eastAsia="Arial" w:hAnsi="Arial"/>
+                <w:sz w:val="20"/>
+                <w:szCs w:val="20"/>
+              </w:rPr>
+              <w:br/>
+              <w:t xml:space="preserve"/>
+            </w:r>
+            <w:r>
+              <w:rPr>
+                <w:rFonts w:ascii="Arial" w:cs="Arial" w:eastAsia="Arial" w:hAnsi="Arial"/>
+                <w:b w:val="false"/>
+                <w:bCs w:val="false"/>
+                <w:i w:val="false"/>
+                <w:iCs w:val="false"/>
+                <w:color w:val="000000"/>
+                <w:sz w:val="20"/>
+                <w:szCs w:val="20"/>
+              </w:rPr>
+              <w:t xml:space="preserve">    • Boolean expressions evaluate to True or False</w:t>
+            </w:r>
+            <w:r>
+              <w:rPr>
+                <w:rFonts w:ascii="Arial" w:cs="Arial" w:eastAsia="Arial" w:hAnsi="Arial"/>
+                <w:sz w:val="20"/>
+                <w:szCs w:val="20"/>
+              </w:rPr>
+              <w:br/>
+              <w:t xml:space="preserve"/>
+            </w:r>
+            <w:r>
+              <w:rPr>
+                <w:rFonts w:ascii="Arial" w:cs="Arial" w:eastAsia="Arial" w:hAnsi="Arial"/>
+                <w:b w:val="false"/>
+                <w:bCs w:val="false"/>
+                <w:i w:val="false"/>
+                <w:iCs w:val="false"/>
+                <w:color w:val="000000"/>
+                <w:sz w:val="20"/>
+                <w:szCs w:val="20"/>
+              </w:rPr>
+              <w:t xml:space="preserve">    • Comparison operators (==, !=, &lt;, &gt;, &lt;=, &gt;=) create Boolean results</w:t>
+            </w:r>
+            <w:r>
+              <w:rPr>
+                <w:rFonts w:ascii="Arial" w:cs="Arial" w:eastAsia="Arial" w:hAnsi="Arial"/>
+                <w:sz w:val="20"/>
+                <w:szCs w:val="20"/>
+              </w:rPr>
+              <w:br/>
+              <w:t xml:space="preserve"/>
+            </w:r>
+            <w:r>
+              <w:rPr>
+                <w:rFonts w:ascii="Arial" w:cs="Arial" w:eastAsia="Arial" w:hAnsi="Arial"/>
+                <w:b w:val="false"/>
+                <w:bCs w:val="false"/>
+                <w:i w:val="false"/>
+                <w:iCs w:val="false"/>
+                <w:color w:val="000000"/>
+                <w:sz w:val="20"/>
+                <w:szCs w:val="20"/>
+              </w:rPr>
+              <w:t xml:space="preserve">    • Logical operators (and, or, not) combine expressions</w:t>
+            </w:r>
+            <w:r>
+              <w:rPr>
+                <w:rFonts w:ascii="Arial" w:cs="Arial" w:eastAsia="Arial" w:hAnsi="Arial"/>
+                <w:sz w:val="20"/>
+                <w:szCs w:val="20"/>
+              </w:rPr>
+              <w:br/>
+              <w:t xml:space="preserve"/>
+            </w:r>
+            <w:r>
+              <w:rPr>
+                <w:rFonts w:ascii="Arial" w:cs="Arial" w:eastAsia="Arial" w:hAnsi="Arial"/>
+                <w:b w:val="false"/>
+                <w:bCs w:val="false"/>
+                <w:i w:val="false"/>
+                <w:iCs w:val="false"/>
+                <w:color w:val="000000"/>
+                <w:sz w:val="20"/>
+                <w:szCs w:val="20"/>
+              </w:rPr>
+              <w:t xml:space="preserve">    • Chained comparisons make code more Pythonic</w:t>
+            </w:r>
+            <w:r>
+              <w:rPr>
+                <w:rFonts w:ascii="Arial" w:cs="Arial" w:eastAsia="Arial" w:hAnsi="Arial"/>
+                <w:sz w:val="20"/>
+                <w:szCs w:val="20"/>
+              </w:rPr>
+              <w:br/>
+              <w:t xml:space="preserve"/>
+            </w:r>
+            <w:r>
+              <w:rPr>
+                <w:rFonts w:ascii="Arial" w:cs="Arial" w:eastAsia="Arial" w:hAnsi="Arial"/>
+                <w:b w:val="false"/>
+                <w:bCs w:val="false"/>
+                <w:i w:val="false"/>
+                <w:iCs w:val="false"/>
+                <w:color w:val="000000"/>
+                <w:sz w:val="20"/>
+                <w:szCs w:val="20"/>
+              </w:rPr>
+              <w:t xml:space="preserve">    • Boolean flags simplify and clarify complex conditions</w:t>
+            </w:r>
+            <w:r>
+              <w:rPr>
+                <w:rFonts w:ascii="Arial" w:cs="Arial" w:eastAsia="Arial" w:hAnsi="Arial"/>
+                <w:sz w:val="20"/>
+                <w:szCs w:val="20"/>
+              </w:rPr>
+              <w:br/>
+              <w:t xml:space="preserve"/>
+            </w:r>
+            <w:r>
+              <w:rPr>
+                <w:rFonts w:ascii="Arial" w:cs="Arial" w:eastAsia="Arial" w:hAnsi="Arial"/>
+                <w:b w:val="false"/>
+                <w:bCs w:val="false"/>
+                <w:i w:val="false"/>
+                <w:iCs w:val="false"/>
+                <w:color w:val="000000"/>
+                <w:sz w:val="20"/>
+                <w:szCs w:val="20"/>
+              </w:rPr>
+              <w:t xml:space="preserve">    • Ask the user to evaluate Boolean expressions</w:t>
+            </w:r>
+            <w:r>
+              <w:rPr>
+                <w:rFonts w:ascii="Arial" w:cs="Arial" w:eastAsia="Arial" w:hAnsi="Arial"/>
+                <w:sz w:val="20"/>
+                <w:szCs w:val="20"/>
+              </w:rPr>
+              <w:br/>
+              <w:t xml:space="preserve"/>
+            </w:r>
+            <w:r>
+              <w:rPr>
+                <w:rFonts w:ascii="Arial" w:cs="Arial" w:eastAsia="Arial" w:hAnsi="Arial"/>
+                <w:b w:val="false"/>
+                <w:bCs w:val="false"/>
+                <w:i w:val="false"/>
+                <w:iCs w:val="false"/>
+                <w:color w:val="000000"/>
+                <w:sz w:val="20"/>
+                <w:szCs w:val="20"/>
+              </w:rPr>
+              <w:t xml:space="preserve">    • Check their answer</w:t>
+            </w:r>
+            <w:r>
+              <w:rPr>
+                <w:rFonts w:ascii="Arial" w:cs="Arial" w:eastAsia="Arial" w:hAnsi="Arial"/>
+                <w:sz w:val="20"/>
+                <w:szCs w:val="20"/>
+              </w:rPr>
+              <w:br/>
+              <w:t xml:space="preserve"/>
+            </w:r>
+            <w:r>
+              <w:rPr>
+                <w:rFonts w:ascii="Arial" w:cs="Arial" w:eastAsia="Arial" w:hAnsi="Arial"/>
+                <w:b w:val="false"/>
+                <w:bCs w:val="false"/>
+                <w:i w:val="false"/>
+                <w:iCs w:val="false"/>
+                <w:color w:val="000000"/>
+                <w:sz w:val="20"/>
+                <w:szCs w:val="20"/>
+              </w:rPr>
+              <w:t xml:space="preserve">    • Provide feedback (correct/incorrect)</w:t>
+            </w:r>
+            <w:r>
+              <w:rPr>
+                <w:rFonts w:ascii="Arial" w:cs="Arial" w:eastAsia="Arial" w:hAnsi="Arial"/>
+                <w:sz w:val="20"/>
+                <w:szCs w:val="20"/>
+              </w:rPr>
+              <w:br/>
+              <w:t xml:space="preserve"/>
+            </w:r>
+            <w:r>
+              <w:rPr>
+                <w:rFonts w:ascii="Arial" w:cs="Arial" w:eastAsia="Arial" w:hAnsi="Arial"/>
+                <w:sz w:val="20"/>
+                <w:szCs w:val="20"/>
+              </w:rPr>
+              <w:br/>
+              <w:t xml:space="preserve"/>
+            </w:r>
+            <w:r>
+              <w:rPr>
+                <w:rFonts w:ascii="Arial" w:cs="Arial" w:eastAsia="Arial" w:hAnsi="Arial"/>
+                <w:b/>
+                <w:bCs/>
+                <w:i w:val="false"/>
+                <w:iCs w:val="false"/>
+                <w:color w:val="000000"/>
+                <w:sz w:val="20"/>
+                <w:szCs w:val="20"/>
+              </w:rPr>
+              <w:t xml:space="preserve">Vocabulary: </w:t>
+            </w:r>
+            <w:r>
+              <w:rPr>
+                <w:rFonts w:ascii="Arial" w:cs="Arial" w:eastAsia="Arial" w:hAnsi="Arial"/>
+                <w:b w:val="false"/>
+                <w:bCs w:val="false"/>
+                <w:i w:val="false"/>
+                <w:iCs w:val="false"/>
+                <w:color w:val="000000"/>
+                <w:sz w:val="20"/>
+                <w:szCs w:val="20"/>
+              </w:rPr>
+              <w:t xml:space="preserve">Boolean expressions, Comparison operators, Logical operators, Chained comparisons, Boolean flags</w:t>
+            </w:r>
+            <w:r>
+              <w:rPr>
+                <w:rFonts w:ascii="Arial" w:cs="Arial" w:eastAsia="Arial" w:hAnsi="Arial"/>
+                <w:sz w:val="20"/>
+                <w:szCs w:val="20"/>
+              </w:rPr>
+              <w:br/>
+              <w:t xml:space="preserve"/>
+            </w:r>
+            <w:r>
+              <w:rPr>
+                <w:rFonts w:ascii="Arial" w:cs="Arial" w:eastAsia="Arial" w:hAnsi="Arial"/>
+                <w:sz w:val="20"/>
+                <w:szCs w:val="20"/>
+              </w:rPr>
+              <w:br/>
+              <w:t xml:space="preserve"/>
+            </w:r>
+            <w:r>
+              <w:rPr>
+                <w:rFonts w:ascii="Arial" w:cs="Arial" w:eastAsia="Arial" w:hAnsi="Arial"/>
                 <w:b/>
                 <w:bCs/>
                 <w:i/>
@@ -666,7 +1036,7 @@
                 <w:sz w:val="20"/>
                 <w:szCs w:val="20"/>
               </w:rPr>
-              <w:t xml:space="preserve">15–20 min</w:t>
+              <w:t xml:space="preserve">15 min</w:t>
             </w:r>
           </w:p>
         </w:tc>
@@ -701,7 +1071,16 @@
                 <w:sz w:val="22"/>
                 <w:szCs w:val="22"/>
               </w:rPr>
-              <w:t xml:space="preserve">Independent Practice / Code Along</w:t>
+              <w:t xml:space="preserve">Guided Practice</w:t>
+            </w:r>
+            <w:r>
+              <w:rPr>
+                <w:rFonts w:ascii="Arial" w:cs="Arial" w:eastAsia="Arial" w:hAnsi="Arial"/>
+                <w:sz w:val="20"/>
+                <w:szCs w:val="20"/>
+              </w:rPr>
+              <w:br/>
+              <w:t xml:space="preserve"/>
             </w:r>
             <w:r>
               <w:rPr>
@@ -723,7 +1102,7 @@
                 <w:sz w:val="20"/>
                 <w:szCs w:val="20"/>
               </w:rPr>
-              <w:t xml:space="preserve">    Work through problems from the day's exercise set.</w:t>
+              <w:t xml:space="preserve">Minimum Requirements:</w:t>
             </w:r>
             <w:r>
               <w:rPr>
@@ -754,7 +1133,7 @@
                 <w:sz w:val="20"/>
                 <w:szCs w:val="20"/>
               </w:rPr>
-              <w:t xml:space="preserve">→ Teacher circulates — offer hints, check for understanding.</w:t>
+              <w:t xml:space="preserve">→ Teacher models — students try alongside, then compare results.</w:t>
             </w:r>
           </w:p>
         </w:tc>
@@ -785,7 +1164,7 @@
                 <w:sz w:val="20"/>
                 <w:szCs w:val="20"/>
               </w:rPr>
-              <w:t xml:space="preserve">5 min</w:t>
+              <w:t xml:space="preserve">15–20 min</w:t>
             </w:r>
           </w:p>
         </w:tc>
@@ -820,16 +1199,7 @@
                 <w:sz w:val="22"/>
                 <w:szCs w:val="22"/>
               </w:rPr>
-              <w:t xml:space="preserve">Exit Ticket / Wrap-Up</w:t>
-            </w:r>
-            <w:r>
-              <w:rPr>
-                <w:rFonts w:ascii="Arial" w:cs="Arial" w:eastAsia="Arial" w:hAnsi="Arial"/>
-                <w:sz w:val="20"/>
-                <w:szCs w:val="20"/>
-              </w:rPr>
-              <w:br/>
-              <w:t xml:space="preserve"/>
+              <w:t xml:space="preserve">Independent Practice / Code Along</w:t>
             </w:r>
             <w:r>
               <w:rPr>
@@ -851,7 +1221,29 @@
                 <w:sz w:val="20"/>
                 <w:szCs w:val="20"/>
               </w:rPr>
-              <w:t xml:space="preserve">What are two important things to check when you evaluate complex Boolean expressions, combine operators correctly, and build interactive tools? Why do they matter?</w:t>
+              <w:t xml:space="preserve">    Students work through the Practice Lab — Boolean Expression Evaluator exercises at their own pace.</w:t>
+            </w:r>
+            <w:r>
+              <w:rPr>
+                <w:rFonts w:ascii="Arial" w:cs="Arial" w:eastAsia="Arial" w:hAnsi="Arial"/>
+                <w:sz w:val="20"/>
+                <w:szCs w:val="20"/>
+              </w:rPr>
+              <w:br/>
+              <w:t xml:space="preserve"/>
+            </w:r>
+            <w:r>
+              <w:rPr>
+                <w:rFonts w:ascii="Arial" w:cs="Arial" w:eastAsia="Arial" w:hAnsi="Arial"/>
+                <w:b w:val="false"/>
+                <w:bCs w:val="false"/>
+                <w:i w:val="false"/>
+                <w:iCs w:val="false"/>
+                <w:color w:val="000000"/>
+                <w:sz w:val="20"/>
+                <w:szCs w:val="20"/>
+              </w:rPr>
+              <w:t xml:space="preserve">    Encourage students to try the challenge extension if they finish early.</w:t>
             </w:r>
             <w:r>
               <w:rPr>
@@ -882,6 +1274,134 @@
                 <w:sz w:val="20"/>
                 <w:szCs w:val="20"/>
               </w:rPr>
+              <w:t xml:space="preserve">→ Teacher circulates — offer hints, check for understanding.</w:t>
+            </w:r>
+          </w:p>
+        </w:tc>
+      </w:tr>
+      <w:tr>
+        <w:tc>
+          <w:tcPr>
+            <w:tcW w:type="dxa" w:w="1800"/>
+            <w:tcBorders>
+              <w:top w:val="single" w:color="CCCCCC" w:sz="1"/>
+              <w:left w:val="single" w:color="CCCCCC" w:sz="1"/>
+              <w:bottom w:val="single" w:color="CCCCCC" w:sz="1"/>
+              <w:right w:val="single" w:color="CCCCCC" w:sz="1"/>
+            </w:tcBorders>
+            <w:tcMar>
+              <w:top w:type="dxa" w:w="80"/>
+              <w:left w:type="dxa" w:w="120"/>
+              <w:bottom w:type="dxa" w:w="80"/>
+              <w:right w:type="dxa" w:w="120"/>
+            </w:tcMar>
+          </w:tcPr>
+          <w:p>
+            <w:r>
+              <w:rPr>
+                <w:rFonts w:ascii="Arial" w:cs="Arial" w:eastAsia="Arial" w:hAnsi="Arial"/>
+                <w:b/>
+                <w:bCs/>
+                <w:sz w:val="20"/>
+                <w:szCs w:val="20"/>
+              </w:rPr>
+              <w:t xml:space="preserve">5 min</w:t>
+            </w:r>
+          </w:p>
+        </w:tc>
+        <w:tc>
+          <w:tcPr>
+            <w:tcW w:type="dxa" w:w="7560"/>
+            <w:tcBorders>
+              <w:top w:val="single" w:color="CCCCCC" w:sz="1"/>
+              <w:left w:val="single" w:color="CCCCCC" w:sz="1"/>
+              <w:bottom w:val="single" w:color="CCCCCC" w:sz="1"/>
+              <w:right w:val="single" w:color="CCCCCC" w:sz="1"/>
+            </w:tcBorders>
+            <w:tcMar>
+              <w:top w:type="dxa" w:w="80"/>
+              <w:left w:type="dxa" w:w="120"/>
+              <w:bottom w:type="dxa" w:w="80"/>
+              <w:right w:type="dxa" w:w="120"/>
+            </w:tcMar>
+          </w:tcPr>
+          <w:p>
+            <w:pPr>
+              <w:spacing w:after="80" w:before="80"/>
+            </w:pPr>
+            <w:r>
+              <w:rPr>
+                <w:rFonts w:ascii="Arial" w:cs="Arial" w:eastAsia="Arial" w:hAnsi="Arial"/>
+                <w:b/>
+                <w:bCs/>
+                <w:i w:val="false"/>
+                <w:iCs w:val="false"/>
+                <w:color w:val="000000"/>
+                <w:sz w:val="22"/>
+                <w:szCs w:val="22"/>
+              </w:rPr>
+              <w:t xml:space="preserve">Exit Ticket / Wrap-Up</w:t>
+            </w:r>
+            <w:r>
+              <w:rPr>
+                <w:rFonts w:ascii="Arial" w:cs="Arial" w:eastAsia="Arial" w:hAnsi="Arial"/>
+                <w:sz w:val="20"/>
+                <w:szCs w:val="20"/>
+              </w:rPr>
+              <w:br/>
+              <w:t xml:space="preserve"/>
+            </w:r>
+            <w:r>
+              <w:rPr>
+                <w:rFonts w:ascii="Arial" w:cs="Arial" w:eastAsia="Arial" w:hAnsi="Arial"/>
+                <w:sz w:val="20"/>
+                <w:szCs w:val="20"/>
+              </w:rPr>
+              <w:br/>
+              <w:t xml:space="preserve"/>
+            </w:r>
+            <w:r>
+              <w:rPr>
+                <w:rFonts w:ascii="Arial" w:cs="Arial" w:eastAsia="Arial" w:hAnsi="Arial"/>
+                <w:b w:val="false"/>
+                <w:bCs w:val="false"/>
+                <w:i w:val="false"/>
+                <w:iCs w:val="false"/>
+                <w:color w:val="000000"/>
+                <w:sz w:val="20"/>
+                <w:szCs w:val="20"/>
+              </w:rPr>
+              <w:t xml:space="preserve">What are two important things to check when you evaluate complex Boolean expressions, combine operators correctly, and build interactive tools? Why do they matter?</w:t>
+            </w:r>
+            <w:r>
+              <w:rPr>
+                <w:rFonts w:ascii="Arial" w:cs="Arial" w:eastAsia="Arial" w:hAnsi="Arial"/>
+                <w:sz w:val="20"/>
+                <w:szCs w:val="20"/>
+              </w:rPr>
+              <w:br/>
+              <w:t xml:space="preserve"/>
+            </w:r>
+            <w:r>
+              <w:rPr>
+                <w:rFonts w:ascii="Arial" w:cs="Arial" w:eastAsia="Arial" w:hAnsi="Arial"/>
+                <w:sz w:val="20"/>
+                <w:szCs w:val="20"/>
+              </w:rPr>
+              <w:br/>
+              <w:t xml:space="preserve"/>
+            </w:r>
+            <w:r>
+              <w:rPr>
+                <w:rFonts w:ascii="Arial" w:cs="Arial" w:eastAsia="Arial" w:hAnsi="Arial"/>
+                <w:b w:val="false"/>
+                <w:bCs w:val="false"/>
+                <w:i/>
+                <w:iCs/>
+                <w:color w:val="555555"/>
+                <w:sz w:val="20"/>
+                <w:szCs w:val="20"/>
+              </w:rPr>
               <w:t xml:space="preserve">→ 3–2–1: Name 3 things learned, 2 new vocab words, 1 question you still have.</w:t>
             </w:r>
           </w:p>
@@ -891,6 +1411,331 @@
     <w:p>
       <w:pPr>
         <w:spacing w:after="200"/>
+      </w:pPr>
+    </w:p>
+    <w:p>
+      <w:pPr>
+        <w:pBdr>
+          <w:bottom w:val="single" w:color="2B5797" w:sz="4" w:space="4"/>
+        </w:pBdr>
+        <w:spacing w:after="100" w:before="120"/>
+      </w:pPr>
+      <w:r>
+        <w:rPr>
+          <w:rFonts w:ascii="Arial" w:cs="Arial" w:eastAsia="Arial" w:hAnsi="Arial"/>
+          <w:b/>
+          <w:bCs/>
+          <w:color w:val="2B5797"/>
+          <w:sz w:val="24"/>
+          <w:szCs w:val="24"/>
+        </w:rPr>
+        <w:t xml:space="preserve">Key Concepts</w:t>
+      </w:r>
+    </w:p>
+    <w:p>
+      <w:pPr>
+        <w:spacing w:after="60"/>
+      </w:pPr>
+      <w:r>
+        <w:rPr>
+          <w:rFonts w:ascii="Arial" w:cs="Arial" w:eastAsia="Arial" w:hAnsi="Arial"/>
+          <w:sz w:val="20"/>
+          <w:szCs w:val="20"/>
+        </w:rPr>
+        <w:t xml:space="preserve">This week you learned:</w:t>
+      </w:r>
+    </w:p>
+    <w:p>
+      <w:pPr>
+        <w:spacing w:after="60"/>
+      </w:pPr>
+      <w:r>
+        <w:rPr>
+          <w:rFonts w:ascii="Arial" w:cs="Arial" w:eastAsia="Arial" w:hAnsi="Arial"/>
+          <w:sz w:val="20"/>
+          <w:szCs w:val="20"/>
+        </w:rPr>
+        <w:t xml:space="preserve">1. Boolean expressions evaluate to True or False</w:t>
+      </w:r>
+    </w:p>
+    <w:p>
+      <w:pPr>
+        <w:spacing w:after="60"/>
+      </w:pPr>
+      <w:r>
+        <w:rPr>
+          <w:rFonts w:ascii="Arial" w:cs="Arial" w:eastAsia="Arial" w:hAnsi="Arial"/>
+          <w:sz w:val="20"/>
+          <w:szCs w:val="20"/>
+        </w:rPr>
+        <w:t xml:space="preserve">2. Comparison operators (==, !=, &lt;, &gt;, &lt;=, &gt;=) create Boolean results</w:t>
+      </w:r>
+    </w:p>
+    <w:p>
+      <w:pPr>
+        <w:spacing w:after="60"/>
+      </w:pPr>
+      <w:r>
+        <w:rPr>
+          <w:rFonts w:ascii="Arial" w:cs="Arial" w:eastAsia="Arial" w:hAnsi="Arial"/>
+          <w:sz w:val="20"/>
+          <w:szCs w:val="20"/>
+        </w:rPr>
+        <w:t xml:space="preserve">3. Logical operators (and, or, not) combine expressions</w:t>
+      </w:r>
+    </w:p>
+    <w:p>
+      <w:pPr>
+        <w:spacing w:after="60"/>
+      </w:pPr>
+      <w:r>
+        <w:rPr>
+          <w:rFonts w:ascii="Arial" w:cs="Arial" w:eastAsia="Arial" w:hAnsi="Arial"/>
+          <w:sz w:val="20"/>
+          <w:szCs w:val="20"/>
+        </w:rPr>
+        <w:t xml:space="preserve">4. Chained comparisons make code more Pythonic</w:t>
+      </w:r>
+    </w:p>
+    <w:p>
+      <w:pPr>
+        <w:spacing w:after="60"/>
+      </w:pPr>
+      <w:r>
+        <w:rPr>
+          <w:rFonts w:ascii="Arial" w:cs="Arial" w:eastAsia="Arial" w:hAnsi="Arial"/>
+          <w:sz w:val="20"/>
+          <w:szCs w:val="20"/>
+        </w:rPr>
+        <w:t xml:space="preserve">5. Boolean flags simplify and clarify complex conditions</w:t>
+      </w:r>
+    </w:p>
+    <w:p>
+      <w:pPr>
+        <w:spacing w:after="60"/>
+      </w:pPr>
+      <w:r>
+        <w:rPr>
+          <w:rFonts w:ascii="Arial" w:cs="Arial" w:eastAsia="Arial" w:hAnsi="Arial"/>
+          <w:sz w:val="20"/>
+          <w:szCs w:val="20"/>
+        </w:rPr>
+        <w:t xml:space="preserve">Build an interactive program that tests the user's understanding of Boolean logic. The program will:</w:t>
+      </w:r>
+    </w:p>
+    <w:p>
+      <w:pPr>
+        <w:spacing w:after="60"/>
+      </w:pPr>
+      <w:r>
+        <w:rPr>
+          <w:rFonts w:ascii="Arial" w:cs="Arial" w:eastAsia="Arial" w:hAnsi="Arial"/>
+          <w:sz w:val="20"/>
+          <w:szCs w:val="20"/>
+        </w:rPr>
+        <w:t xml:space="preserve">1. Ask the user to evaluate Boolean expressions</w:t>
+      </w:r>
+    </w:p>
+    <w:p>
+      <w:pPr>
+        <w:spacing w:after="60"/>
+      </w:pPr>
+      <w:r>
+        <w:rPr>
+          <w:rFonts w:ascii="Arial" w:cs="Arial" w:eastAsia="Arial" w:hAnsi="Arial"/>
+          <w:sz w:val="20"/>
+          <w:szCs w:val="20"/>
+        </w:rPr>
+        <w:t xml:space="preserve">2. Check their answer</w:t>
+      </w:r>
+    </w:p>
+    <w:p>
+      <w:pPr>
+        <w:spacing w:after="60"/>
+      </w:pPr>
+      <w:r>
+        <w:rPr>
+          <w:rFonts w:ascii="Arial" w:cs="Arial" w:eastAsia="Arial" w:hAnsi="Arial"/>
+          <w:sz w:val="20"/>
+          <w:szCs w:val="20"/>
+        </w:rPr>
+        <w:t xml:space="preserve">3. Provide feedback (correct/incorrect)</w:t>
+      </w:r>
+    </w:p>
+    <w:p>
+      <w:pPr>
+        <w:spacing w:after="60"/>
+      </w:pPr>
+      <w:r>
+        <w:rPr>
+          <w:rFonts w:ascii="Arial" w:cs="Arial" w:eastAsia="Arial" w:hAnsi="Arial"/>
+          <w:sz w:val="20"/>
+          <w:szCs w:val="20"/>
+        </w:rPr>
+        <w:t xml:space="preserve">4. Track score</w:t>
+      </w:r>
+    </w:p>
+    <w:p>
+      <w:pPr>
+        <w:spacing w:after="60"/>
+      </w:pPr>
+      <w:r>
+        <w:rPr>
+          <w:rFonts w:ascii="Arial" w:cs="Arial" w:eastAsia="Arial" w:hAnsi="Arial"/>
+          <w:sz w:val="20"/>
+          <w:szCs w:val="20"/>
+        </w:rPr>
+        <w:t xml:space="preserve">5. Offer a menu of difficulty levels</w:t>
+      </w:r>
+    </w:p>
+    <w:p>
+      <w:pPr>
+        <w:spacing w:after="60"/>
+      </w:pPr>
+      <w:r>
+        <w:rPr>
+          <w:rFonts w:ascii="Arial" w:cs="Arial" w:eastAsia="Arial" w:hAnsi="Arial"/>
+          <w:sz w:val="20"/>
+          <w:szCs w:val="20"/>
+        </w:rPr>
+        <w:t xml:space="preserve">By completing this lab, you can:</w:t>
+      </w:r>
+    </w:p>
+    <w:p>
+      <w:pPr>
+        <w:spacing w:after="60"/>
+        <w:ind w:left="360"/>
+      </w:pPr>
+      <w:r>
+        <w:rPr>
+          <w:rFonts w:ascii="Arial" w:cs="Arial" w:eastAsia="Arial" w:hAnsi="Arial"/>
+          <w:sz w:val="20"/>
+          <w:szCs w:val="20"/>
+        </w:rPr>
+        <w:t xml:space="preserve">• </w:t>
+      </w:r>
+      <w:r>
+        <w:rPr>
+          <w:rFonts w:ascii="Arial" w:cs="Arial" w:eastAsia="Arial" w:hAnsi="Arial"/>
+          <w:sz w:val="20"/>
+          <w:szCs w:val="20"/>
+        </w:rPr>
+        <w:t xml:space="preserve">[ ] Evaluate Boolean expressions correctly</w:t>
+      </w:r>
+    </w:p>
+    <w:p>
+      <w:pPr>
+        <w:spacing w:after="60"/>
+        <w:ind w:left="360"/>
+      </w:pPr>
+      <w:r>
+        <w:rPr>
+          <w:rFonts w:ascii="Arial" w:cs="Arial" w:eastAsia="Arial" w:hAnsi="Arial"/>
+          <w:sz w:val="20"/>
+          <w:szCs w:val="20"/>
+        </w:rPr>
+        <w:t xml:space="preserve">• </w:t>
+      </w:r>
+      <w:r>
+        <w:rPr>
+          <w:rFonts w:ascii="Arial" w:cs="Arial" w:eastAsia="Arial" w:hAnsi="Arial"/>
+          <w:sz w:val="20"/>
+          <w:szCs w:val="20"/>
+        </w:rPr>
+        <w:t xml:space="preserve">[ ] Combine operators (and, or, not)</w:t>
+      </w:r>
+    </w:p>
+    <w:p>
+      <w:pPr>
+        <w:spacing w:after="60"/>
+        <w:ind w:left="360"/>
+      </w:pPr>
+      <w:r>
+        <w:rPr>
+          <w:rFonts w:ascii="Arial" w:cs="Arial" w:eastAsia="Arial" w:hAnsi="Arial"/>
+          <w:sz w:val="20"/>
+          <w:szCs w:val="20"/>
+        </w:rPr>
+        <w:t xml:space="preserve">• </w:t>
+      </w:r>
+      <w:r>
+        <w:rPr>
+          <w:rFonts w:ascii="Arial" w:cs="Arial" w:eastAsia="Arial" w:hAnsi="Arial"/>
+          <w:sz w:val="20"/>
+          <w:szCs w:val="20"/>
+        </w:rPr>
+        <w:t xml:space="preserve">[ ] Read and understand complex conditions</w:t>
+      </w:r>
+    </w:p>
+    <w:p>
+      <w:pPr>
+        <w:spacing w:after="60"/>
+        <w:ind w:left="360"/>
+      </w:pPr>
+      <w:r>
+        <w:rPr>
+          <w:rFonts w:ascii="Arial" w:cs="Arial" w:eastAsia="Arial" w:hAnsi="Arial"/>
+          <w:sz w:val="20"/>
+          <w:szCs w:val="20"/>
+        </w:rPr>
+        <w:t xml:space="preserve">• </w:t>
+      </w:r>
+      <w:r>
+        <w:rPr>
+          <w:rFonts w:ascii="Arial" w:cs="Arial" w:eastAsia="Arial" w:hAnsi="Arial"/>
+          <w:sz w:val="20"/>
+          <w:szCs w:val="20"/>
+        </w:rPr>
+        <w:t xml:space="preserve">[ ] Write interactive programs with user input</w:t>
+      </w:r>
+    </w:p>
+    <w:p>
+      <w:pPr>
+        <w:spacing w:after="60"/>
+        <w:ind w:left="360"/>
+      </w:pPr>
+      <w:r>
+        <w:rPr>
+          <w:rFonts w:ascii="Arial" w:cs="Arial" w:eastAsia="Arial" w:hAnsi="Arial"/>
+          <w:sz w:val="20"/>
+          <w:szCs w:val="20"/>
+        </w:rPr>
+        <w:t xml:space="preserve">• </w:t>
+      </w:r>
+      <w:r>
+        <w:rPr>
+          <w:rFonts w:ascii="Arial" w:cs="Arial" w:eastAsia="Arial" w:hAnsi="Arial"/>
+          <w:sz w:val="20"/>
+          <w:szCs w:val="20"/>
+        </w:rPr>
+        <w:t xml:space="preserve">[ ] Track state with variables</w:t>
+      </w:r>
+    </w:p>
+    <w:p>
+      <w:pPr>
+        <w:spacing w:after="60"/>
+        <w:ind w:left="360"/>
+      </w:pPr>
+      <w:r>
+        <w:rPr>
+          <w:rFonts w:ascii="Arial" w:cs="Arial" w:eastAsia="Arial" w:hAnsi="Arial"/>
+          <w:sz w:val="20"/>
+          <w:szCs w:val="20"/>
+        </w:rPr>
+        <w:t xml:space="preserve">• </w:t>
+      </w:r>
+      <w:r>
+        <w:rPr>
+          <w:rFonts w:ascii="Arial" w:cs="Arial" w:eastAsia="Arial" w:hAnsi="Arial"/>
+          <w:sz w:val="20"/>
+          <w:szCs w:val="20"/>
+        </w:rPr>
+        <w:t xml:space="preserve">[ ] Provide user feedback</w:t>
+      </w:r>
+    </w:p>
+    <w:p>
+      <w:pPr>
+        <w:spacing w:after="160"/>
       </w:pPr>
     </w:p>
     <w:p>
@@ -2393,6 +3238,563 @@
     <w:p>
       <w:pPr>
         <w:spacing w:after="120"/>
+      </w:pPr>
+    </w:p>
+    <w:p>
+      <w:pPr>
+        <w:pBdr>
+          <w:bottom w:val="single" w:color="2B5797" w:sz="4" w:space="4"/>
+        </w:pBdr>
+        <w:spacing w:after="100" w:before="120"/>
+      </w:pPr>
+      <w:r>
+        <w:rPr>
+          <w:rFonts w:ascii="Arial" w:cs="Arial" w:eastAsia="Arial" w:hAnsi="Arial"/>
+          <w:b/>
+          <w:bCs/>
+          <w:color w:val="2B5797"/>
+          <w:sz w:val="24"/>
+          <w:szCs w:val="24"/>
+        </w:rPr>
+        <w:t xml:space="preserve">Guided Practice</w:t>
+      </w:r>
+    </w:p>
+    <w:p>
+      <w:pPr>
+        <w:spacing w:after="60"/>
+      </w:pPr>
+      <w:r>
+        <w:rPr>
+          <w:rFonts w:ascii="Arial" w:cs="Arial" w:eastAsia="Arial" w:hAnsi="Arial"/>
+          <w:sz w:val="20"/>
+          <w:szCs w:val="20"/>
+        </w:rPr>
+        <w:t xml:space="preserve">Minimum Requirements:</w:t>
+      </w:r>
+    </w:p>
+    <w:p>
+      <w:pPr>
+        <w:spacing w:after="60"/>
+      </w:pPr>
+      <w:r>
+        <w:rPr>
+          <w:rFonts w:ascii="Arial" w:cs="Arial" w:eastAsia="Arial" w:hAnsi="Arial"/>
+          <w:sz w:val="20"/>
+          <w:szCs w:val="20"/>
+        </w:rPr>
+        <w:t xml:space="preserve">- [ ] At least 10 Boolean expressions to evaluate (mix of all types)</w:t>
+      </w:r>
+    </w:p>
+    <w:p>
+      <w:pPr>
+        <w:spacing w:after="60"/>
+      </w:pPr>
+      <w:r>
+        <w:rPr>
+          <w:rFonts w:ascii="Arial" w:cs="Arial" w:eastAsia="Arial" w:hAnsi="Arial"/>
+          <w:sz w:val="20"/>
+          <w:szCs w:val="20"/>
+        </w:rPr>
+        <w:t xml:space="preserve">- [ ] Accept user input (True/False answer)</w:t>
+      </w:r>
+    </w:p>
+    <w:p>
+      <w:pPr>
+        <w:spacing w:after="60"/>
+      </w:pPr>
+      <w:r>
+        <w:rPr>
+          <w:rFonts w:ascii="Arial" w:cs="Arial" w:eastAsia="Arial" w:hAnsi="Arial"/>
+          <w:sz w:val="20"/>
+          <w:szCs w:val="20"/>
+        </w:rPr>
+        <w:t xml:space="preserve">- [ ] Give feedback ("Correct!" or "Incorrect! It was [answer]")</w:t>
+      </w:r>
+    </w:p>
+    <w:p>
+      <w:pPr>
+        <w:spacing w:after="60"/>
+      </w:pPr>
+      <w:r>
+        <w:rPr>
+          <w:rFonts w:ascii="Arial" w:cs="Arial" w:eastAsia="Arial" w:hAnsi="Arial"/>
+          <w:sz w:val="20"/>
+          <w:szCs w:val="20"/>
+        </w:rPr>
+        <w:t xml:space="preserve">- [ ] Track and display final score</w:t>
+      </w:r>
+    </w:p>
+    <w:p>
+      <w:pPr>
+        <w:spacing w:after="60"/>
+      </w:pPr>
+      <w:r>
+        <w:rPr>
+          <w:rFonts w:ascii="Arial" w:cs="Arial" w:eastAsia="Arial" w:hAnsi="Arial"/>
+          <w:sz w:val="20"/>
+          <w:szCs w:val="20"/>
+        </w:rPr>
+        <w:t xml:space="preserve">- [ ] Include at least:</w:t>
+      </w:r>
+    </w:p>
+    <w:p>
+      <w:pPr>
+        <w:spacing w:after="60"/>
+      </w:pPr>
+      <w:r>
+        <w:rPr>
+          <w:rFonts w:ascii="Arial" w:cs="Arial" w:eastAsia="Arial" w:hAnsi="Arial"/>
+          <w:sz w:val="20"/>
+          <w:szCs w:val="20"/>
+        </w:rPr>
+        <w:t xml:space="preserve">- 2 comparison operator questions</w:t>
+      </w:r>
+    </w:p>
+    <w:p>
+      <w:pPr>
+        <w:spacing w:after="60"/>
+      </w:pPr>
+      <w:r>
+        <w:rPr>
+          <w:rFonts w:ascii="Arial" w:cs="Arial" w:eastAsia="Arial" w:hAnsi="Arial"/>
+          <w:sz w:val="20"/>
+          <w:szCs w:val="20"/>
+        </w:rPr>
+        <w:t xml:space="preserve">- 2 logical operator (and/or/not) questions</w:t>
+      </w:r>
+    </w:p>
+    <w:p>
+      <w:pPr>
+        <w:spacing w:after="60"/>
+      </w:pPr>
+      <w:r>
+        <w:rPr>
+          <w:rFonts w:ascii="Arial" w:cs="Arial" w:eastAsia="Arial" w:hAnsi="Arial"/>
+          <w:sz w:val="20"/>
+          <w:szCs w:val="20"/>
+        </w:rPr>
+        <w:t xml:space="preserve">- 2 chained comparison questions</w:t>
+      </w:r>
+    </w:p>
+    <w:p>
+      <w:pPr>
+        <w:spacing w:after="60"/>
+      </w:pPr>
+      <w:r>
+        <w:rPr>
+          <w:rFonts w:ascii="Arial" w:cs="Arial" w:eastAsia="Arial" w:hAnsi="Arial"/>
+          <w:sz w:val="20"/>
+          <w:szCs w:val="20"/>
+        </w:rPr>
+        <w:t xml:space="preserve">- 2 compound condition questions</w:t>
+      </w:r>
+    </w:p>
+    <w:p>
+      <w:pPr>
+        <w:spacing w:after="60"/>
+      </w:pPr>
+      <w:r>
+        <w:rPr>
+          <w:rFonts w:ascii="Arial" w:cs="Arial" w:eastAsia="Arial" w:hAnsi="Arial"/>
+          <w:sz w:val="20"/>
+          <w:szCs w:val="20"/>
+        </w:rPr>
+        <w:t xml:space="preserve">- 2 flag/variable-based questions</w:t>
+      </w:r>
+    </w:p>
+    <w:p>
+      <w:pPr>
+        <w:spacing w:after="60"/>
+      </w:pPr>
+      <w:r>
+        <w:rPr>
+          <w:rFonts w:ascii="Arial" w:cs="Arial" w:eastAsia="Arial" w:hAnsi="Arial"/>
+          <w:sz w:val="20"/>
+          <w:szCs w:val="20"/>
+        </w:rPr>
+        <w:t xml:space="preserve">Code Quality:</w:t>
+      </w:r>
+    </w:p>
+    <w:p>
+      <w:pPr>
+        <w:spacing w:after="60"/>
+      </w:pPr>
+      <w:r>
+        <w:rPr>
+          <w:rFonts w:ascii="Arial" w:cs="Arial" w:eastAsia="Arial" w:hAnsi="Arial"/>
+          <w:sz w:val="20"/>
+          <w:szCs w:val="20"/>
+        </w:rPr>
+        <w:t xml:space="preserve">- [ ] Clear variable names</w:t>
+      </w:r>
+    </w:p>
+    <w:p>
+      <w:pPr>
+        <w:spacing w:after="60"/>
+      </w:pPr>
+      <w:r>
+        <w:rPr>
+          <w:rFonts w:ascii="Arial" w:cs="Arial" w:eastAsia="Arial" w:hAnsi="Arial"/>
+          <w:sz w:val="20"/>
+          <w:szCs w:val="20"/>
+        </w:rPr>
+        <w:t xml:space="preserve">- [ ] Comments explaining logic</w:t>
+      </w:r>
+    </w:p>
+    <w:p>
+      <w:pPr>
+        <w:spacing w:after="60"/>
+      </w:pPr>
+      <w:r>
+        <w:rPr>
+          <w:rFonts w:ascii="Arial" w:cs="Arial" w:eastAsia="Arial" w:hAnsi="Arial"/>
+          <w:sz w:val="20"/>
+          <w:szCs w:val="20"/>
+        </w:rPr>
+        <w:t xml:space="preserve">- [ ] Consistent indentation</w:t>
+      </w:r>
+    </w:p>
+    <w:p>
+      <w:pPr>
+        <w:spacing w:after="60"/>
+      </w:pPr>
+      <w:r>
+        <w:rPr>
+          <w:rFonts w:ascii="Arial" w:cs="Arial" w:eastAsia="Arial" w:hAnsi="Arial"/>
+          <w:sz w:val="20"/>
+          <w:szCs w:val="20"/>
+        </w:rPr>
+        <w:t xml:space="preserve">- [ ] At least 4 comments total</w:t>
+      </w:r>
+    </w:p>
+    <w:p>
+      <w:pPr>
+        <w:spacing w:after="60"/>
+      </w:pPr>
+      <w:r>
+        <w:rPr>
+          <w:rFonts w:ascii="Arial" w:cs="Arial" w:eastAsia="Arial" w:hAnsi="Arial"/>
+          <w:sz w:val="20"/>
+          <w:szCs w:val="20"/>
+        </w:rPr>
+        <w:t xml:space="preserve">Stretch Goals (Optional):</w:t>
+      </w:r>
+    </w:p>
+    <w:p>
+      <w:pPr>
+        <w:spacing w:after="60"/>
+      </w:pPr>
+      <w:r>
+        <w:rPr>
+          <w:rFonts w:ascii="Arial" w:cs="Arial" w:eastAsia="Arial" w:hAnsi="Arial"/>
+          <w:sz w:val="20"/>
+          <w:szCs w:val="20"/>
+        </w:rPr>
+        <w:t xml:space="preserve">- [ ] Multiple difficulty levels</w:t>
+      </w:r>
+    </w:p>
+    <w:p>
+      <w:pPr>
+        <w:spacing w:after="60"/>
+      </w:pPr>
+      <w:r>
+        <w:rPr>
+          <w:rFonts w:ascii="Arial" w:cs="Arial" w:eastAsia="Arial" w:hAnsi="Arial"/>
+          <w:sz w:val="20"/>
+          <w:szCs w:val="20"/>
+        </w:rPr>
+        <w:t xml:space="preserve">- [ ] Hints for wrong answers</w:t>
+      </w:r>
+    </w:p>
+    <w:p>
+      <w:pPr>
+        <w:spacing w:after="60"/>
+      </w:pPr>
+      <w:r>
+        <w:rPr>
+          <w:rFonts w:ascii="Arial" w:cs="Arial" w:eastAsia="Arial" w:hAnsi="Arial"/>
+          <w:sz w:val="20"/>
+          <w:szCs w:val="20"/>
+        </w:rPr>
+        <w:t xml:space="preserve">- [ ] Show the working (step-by-step evaluation)</w:t>
+      </w:r>
+    </w:p>
+    <w:p>
+      <w:pPr>
+        <w:spacing w:after="60"/>
+      </w:pPr>
+      <w:r>
+        <w:rPr>
+          <w:rFonts w:ascii="Arial" w:cs="Arial" w:eastAsia="Arial" w:hAnsi="Arial"/>
+          <w:sz w:val="20"/>
+          <w:szCs w:val="20"/>
+        </w:rPr>
+        <w:t xml:space="preserve">- [ ] Save high score</w:t>
+      </w:r>
+    </w:p>
+    <w:p>
+      <w:pPr>
+        <w:spacing w:after="60"/>
+      </w:pPr>
+      <w:r>
+        <w:rPr>
+          <w:rFonts w:ascii="Arial" w:cs="Arial" w:eastAsia="Arial" w:hAnsi="Arial"/>
+          <w:sz w:val="20"/>
+          <w:szCs w:val="20"/>
+        </w:rPr>
+        <w:t xml:space="preserve">Before submitting, test:</w:t>
+      </w:r>
+    </w:p>
+    <w:p>
+      <w:pPr>
+        <w:spacing w:after="60"/>
+      </w:pPr>
+      <w:r>
+        <w:rPr>
+          <w:rFonts w:ascii="Arial" w:cs="Arial" w:eastAsia="Arial" w:hAnsi="Arial"/>
+          <w:sz w:val="20"/>
+          <w:szCs w:val="20"/>
+        </w:rPr>
+        <w:t xml:space="preserve">- [ ] Program runs without errors</w:t>
+      </w:r>
+    </w:p>
+    <w:p>
+      <w:pPr>
+        <w:spacing w:after="60"/>
+      </w:pPr>
+      <w:r>
+        <w:rPr>
+          <w:rFonts w:ascii="Arial" w:cs="Arial" w:eastAsia="Arial" w:hAnsi="Arial"/>
+          <w:sz w:val="20"/>
+          <w:szCs w:val="20"/>
+        </w:rPr>
+        <w:t xml:space="preserve">- [ ] All 10 questions are asked</w:t>
+      </w:r>
+    </w:p>
+    <w:p>
+      <w:pPr>
+        <w:spacing w:after="60"/>
+      </w:pPr>
+      <w:r>
+        <w:rPr>
+          <w:rFonts w:ascii="Arial" w:cs="Arial" w:eastAsia="Arial" w:hAnsi="Arial"/>
+          <w:sz w:val="20"/>
+          <w:szCs w:val="20"/>
+        </w:rPr>
+        <w:t xml:space="preserve">- [ ] Score is calculated correctly</w:t>
+      </w:r>
+    </w:p>
+    <w:p>
+      <w:pPr>
+        <w:spacing w:after="60"/>
+      </w:pPr>
+      <w:r>
+        <w:rPr>
+          <w:rFonts w:ascii="Arial" w:cs="Arial" w:eastAsia="Arial" w:hAnsi="Arial"/>
+          <w:sz w:val="20"/>
+          <w:szCs w:val="20"/>
+        </w:rPr>
+        <w:t xml:space="preserve">- [ ] Correct answers are marked correctly</w:t>
+      </w:r>
+    </w:p>
+    <w:p>
+      <w:pPr>
+        <w:spacing w:after="60"/>
+      </w:pPr>
+      <w:r>
+        <w:rPr>
+          <w:rFonts w:ascii="Arial" w:cs="Arial" w:eastAsia="Arial" w:hAnsi="Arial"/>
+          <w:sz w:val="20"/>
+          <w:szCs w:val="20"/>
+        </w:rPr>
+        <w:t xml:space="preserve">- [ ] Incorrect answers show the right answer</w:t>
+      </w:r>
+    </w:p>
+    <w:p>
+      <w:pPr>
+        <w:spacing w:after="60"/>
+      </w:pPr>
+      <w:r>
+        <w:rPr>
+          <w:rFonts w:ascii="Arial" w:cs="Arial" w:eastAsia="Arial" w:hAnsi="Arial"/>
+          <w:sz w:val="20"/>
+          <w:szCs w:val="20"/>
+        </w:rPr>
+        <w:t xml:space="preserve">- [ ] Final score displays properly</w:t>
+      </w:r>
+    </w:p>
+    <w:p>
+      <w:pPr>
+        <w:spacing w:after="60"/>
+      </w:pPr>
+      <w:r>
+        <w:rPr>
+          <w:rFonts w:ascii="Arial" w:cs="Arial" w:eastAsia="Arial" w:hAnsi="Arial"/>
+          <w:sz w:val="20"/>
+          <w:szCs w:val="20"/>
+        </w:rPr>
+        <w:t xml:space="preserve">- [ ] Input is accepted case-insensitively (if possible)</w:t>
+      </w:r>
+    </w:p>
+    <w:p>
+      <w:pPr>
+        <w:spacing w:after="60"/>
+      </w:pPr>
+      <w:r>
+        <w:rPr>
+          <w:rFonts w:ascii="Arial" w:cs="Arial" w:eastAsia="Arial" w:hAnsi="Arial"/>
+          <w:sz w:val="20"/>
+          <w:szCs w:val="20"/>
+        </w:rPr>
+        <w:t xml:space="preserve">| Criteria | Points | Notes |</w:t>
+      </w:r>
+    </w:p>
+    <w:p>
+      <w:pPr>
+        <w:spacing w:after="60"/>
+      </w:pPr>
+      <w:r>
+        <w:rPr>
+          <w:rFonts w:ascii="Arial" w:cs="Arial" w:eastAsia="Arial" w:hAnsi="Arial"/>
+          <w:sz w:val="20"/>
+          <w:szCs w:val="20"/>
+        </w:rPr>
+        <w:t xml:space="preserve">|-|--|-|</w:t>
+      </w:r>
+    </w:p>
+    <w:p>
+      <w:pPr>
+        <w:spacing w:after="60"/>
+      </w:pPr>
+      <w:r>
+        <w:rPr>
+          <w:rFonts w:ascii="Arial" w:cs="Arial" w:eastAsia="Arial" w:hAnsi="Arial"/>
+          <w:sz w:val="20"/>
+          <w:szCs w:val="20"/>
+        </w:rPr>
+        <w:t xml:space="preserve">| Functionality | 40 | All questions work, scoring is correct |</w:t>
+      </w:r>
+    </w:p>
+    <w:p>
+      <w:pPr>
+        <w:spacing w:after="60"/>
+      </w:pPr>
+      <w:r>
+        <w:rPr>
+          <w:rFonts w:ascii="Arial" w:cs="Arial" w:eastAsia="Arial" w:hAnsi="Arial"/>
+          <w:sz w:val="20"/>
+          <w:szCs w:val="20"/>
+        </w:rPr>
+        <w:t xml:space="preserve">| Code Quality | 30 | Clear names, good indentation, comments |</w:t>
+      </w:r>
+    </w:p>
+    <w:p>
+      <w:pPr>
+        <w:spacing w:after="60"/>
+      </w:pPr>
+      <w:r>
+        <w:rPr>
+          <w:rFonts w:ascii="Arial" w:cs="Arial" w:eastAsia="Arial" w:hAnsi="Arial"/>
+          <w:sz w:val="20"/>
+          <w:szCs w:val="20"/>
+        </w:rPr>
+        <w:t xml:space="preserve">| Completeness | 20 | 10 diverse questions, all working |</w:t>
+      </w:r>
+    </w:p>
+    <w:p>
+      <w:pPr>
+        <w:spacing w:after="60"/>
+      </w:pPr>
+      <w:r>
+        <w:rPr>
+          <w:rFonts w:ascii="Arial" w:cs="Arial" w:eastAsia="Arial" w:hAnsi="Arial"/>
+          <w:sz w:val="20"/>
+          <w:szCs w:val="20"/>
+        </w:rPr>
+        <w:t xml:space="preserve">| Testing | 10 | Tested thoroughly, handles inputs well |</w:t>
+      </w:r>
+    </w:p>
+    <w:p>
+      <w:pPr>
+        <w:spacing w:after="60"/>
+      </w:pPr>
+      <w:r>
+        <w:rPr>
+          <w:rFonts w:ascii="Arial" w:cs="Arial" w:eastAsia="Arial" w:hAnsi="Arial"/>
+          <w:sz w:val="20"/>
+          <w:szCs w:val="20"/>
+        </w:rPr>
+        <w:t xml:space="preserve">If you finish early:</w:t>
+      </w:r>
+    </w:p>
+    <w:p>
+      <w:pPr>
+        <w:spacing w:after="60"/>
+      </w:pPr>
+      <w:r>
+        <w:rPr>
+          <w:rFonts w:ascii="Arial" w:cs="Arial" w:eastAsia="Arial" w:hAnsi="Arial"/>
+          <w:sz w:val="20"/>
+          <w:szCs w:val="20"/>
+        </w:rPr>
+        <w:t xml:space="preserve">1. Add difficulty levels: Easy (comparisons only), Medium (mixed), Hard (complex compound conditions)</w:t>
+      </w:r>
+    </w:p>
+    <w:p>
+      <w:pPr>
+        <w:spacing w:after="60"/>
+      </w:pPr>
+      <w:r>
+        <w:rPr>
+          <w:rFonts w:ascii="Arial" w:cs="Arial" w:eastAsia="Arial" w:hAnsi="Arial"/>
+          <w:sz w:val="20"/>
+          <w:szCs w:val="20"/>
+        </w:rPr>
+        <w:t xml:space="preserve">2. Add hints: When a student gets a question wrong, provide a hint</w:t>
+      </w:r>
+    </w:p>
+    <w:p>
+      <w:pPr>
+        <w:spacing w:after="60"/>
+      </w:pPr>
+      <w:r>
+        <w:rPr>
+          <w:rFonts w:ascii="Arial" w:cs="Arial" w:eastAsia="Arial" w:hAnsi="Arial"/>
+          <w:sz w:val="20"/>
+          <w:szCs w:val="20"/>
+        </w:rPr>
+        <w:t xml:space="preserve">3. Show working: Display step-by-step evaluation for complex expressions</w:t>
+      </w:r>
+    </w:p>
+    <w:p>
+      <w:pPr>
+        <w:spacing w:after="60"/>
+      </w:pPr>
+      <w:r>
+        <w:rPr>
+          <w:rFonts w:ascii="Arial" w:cs="Arial" w:eastAsia="Arial" w:hAnsi="Arial"/>
+          <w:sz w:val="20"/>
+          <w:szCs w:val="20"/>
+        </w:rPr>
+        <w:t xml:space="preserve">4. Save results: Use a file to track attempts and high scores</w:t>
+      </w:r>
+    </w:p>
+    <w:p>
+      <w:pPr>
+        <w:spacing w:after="60"/>
+      </w:pPr>
+      <w:r>
+        <w:rPr>
+          <w:rFonts w:ascii="Arial" w:cs="Arial" w:eastAsia="Arial" w:hAnsi="Arial"/>
+          <w:sz w:val="20"/>
+          <w:szCs w:val="20"/>
+        </w:rPr>
+        <w:t xml:space="preserve">5. Time limit: Give 30 seconds per question (use time module)</w:t>
+      </w:r>
+    </w:p>
+    <w:p>
+      <w:pPr>
+        <w:spacing w:after="160"/>
       </w:pPr>
     </w:p>
     <w:p>
